--- a/06-学生侧材料/讲义/数学工具/数学工具-第2讲-对数与指数.docx
+++ b/06-学生侧材料/讲义/数学工具/数学工具-第2讲-对数与指数.docx
@@ -19733,20 +19733,33 @@
         <w:rPr>
           <w:rFonts w:hint="eastAsia" w:ascii="Times New Roman" w:hAnsi="Times New Roman" w:eastAsia="Times New Roman" w:cs="Times New Roman"/>
         </w:rPr>
-        <w:t>；5</w:t>
-      </w:r>
-      <w:r>
-        <w:rPr>
-          <w:rFonts w:hint="eastAsia" w:ascii="Times New Roman" w:hAnsi="Times New Roman" w:eastAsia="Times New Roman" w:cs="Times New Roman"/>
-          <w:vertAlign w:val="superscript"/>
-        </w:rPr>
-        <w:t>-2</w:t>
-      </w:r>
-      <w:r>
-        <w:rPr>
-          <w:rFonts w:hint="eastAsia" w:ascii="Times New Roman" w:hAnsi="Times New Roman" w:eastAsia="Times New Roman" w:cs="Times New Roman"/>
-        </w:rPr>
-        <w:t>；</w:t>
+        <w:t xml:space="preserve">；</w:t>
+      </w:r>
+      <m:oMath>
+        <m:sSup>
+          <m:e>
+            <m:r>
+              <m:t>5</m:t>
+            </m:r>
+          </m:e>
+          <m:sup>
+            <m:r>
+              <m:rPr>
+                <m:sty m:val="p"/>
+              </m:rPr>
+              <m:t>−</m:t>
+            </m:r>
+            <m:r>
+              <m:t>2</m:t>
+            </m:r>
+          </m:sup>
+        </m:sSup>
+      </m:oMath>
+      <w:r>
+        <w:rPr>
+          <w:rFonts w:hint="eastAsia" w:ascii="Times New Roman" w:hAnsi="Times New Roman" w:eastAsia="Times New Roman" w:cs="Times New Roman"/>
+        </w:rPr>
+        <w:t xml:space="preserve">；</w:t>
       </w:r>
       <m:oMath>
         <m:sSup>

--- a/06-学生侧材料/讲义/数学工具/数学工具-第2讲-对数与指数.docx
+++ b/06-学生侧材料/讲义/数学工具/数学工具-第2讲-对数与指数.docx
@@ -12084,13 +12084,26 @@
         </w:rPr>
         <w:t xml:space="preserve"> </w:t>
       </w:r>
-      <w:r>
-        <w:rPr>
-          <w:rStyle w:val="VerbatimChar"/>
-          <w:rFonts w:ascii="Times New Roman" w:hAnsi="Times New Roman" w:eastAsia="Times New Roman" w:cs="Times New Roman"/>
-        </w:rPr>
-        <w:t xml:space="preserve">[\mathrm{A}]</w:t>
-      </w:r>
+      <m:oMath>
+        <m:r>
+          <m:rPr>
+            <m:sty m:val="p"/>
+          </m:rPr>
+          <m:t>[</m:t>
+        </m:r>
+        <m:r>
+          <m:rPr>
+            <m:sty m:val="p"/>
+          </m:rPr>
+          <m:t>A</m:t>
+        </m:r>
+        <m:r>
+          <m:rPr>
+            <m:sty m:val="p"/>
+          </m:rPr>
+          <m:t>]</m:t>
+        </m:r>
+      </m:oMath>
       <w:r>
         <w:rPr>
           <w:rFonts w:ascii="Times New Roman" w:hAnsi="Times New Roman" w:eastAsia="Times New Roman" w:cs="Times New Roman"/>
@@ -12107,7 +12120,18 @@
         <w:rPr>
           <w:rFonts w:ascii="Times New Roman" w:hAnsi="Times New Roman" w:eastAsia="Times New Roman" w:cs="Times New Roman"/>
         </w:rPr>
-        <w:t xml:space="preserve"> t </w:t>
+        <w:t xml:space="preserve"> </w:t>
+      </w:r>
+      <m:oMath>
+        <m:r>
+          <m:t>t</m:t>
+        </m:r>
+      </m:oMath>
+      <w:r>
+        <w:rPr>
+          <w:rFonts w:ascii="Times New Roman" w:hAnsi="Times New Roman" w:eastAsia="Times New Roman" w:cs="Times New Roman"/>
+        </w:rPr>
+        <w:t xml:space="preserve"> </w:t>
       </w:r>
       <w:r>
         <w:rPr>
@@ -12236,19 +12260,43 @@
         </w:rPr>
         <w:t xml:space="preserve"> </w:t>
       </w:r>
-      <w:r>
-        <w:rPr>
-          <w:rStyle w:val="VerbatimChar"/>
-          <w:rFonts w:ascii="Times New Roman" w:hAnsi="Times New Roman" w:eastAsia="Times New Roman" w:cs="Times New Roman"/>
-        </w:rPr>
-        <w:t xml:space="preserve">|x| \ll 1</w:t>
-      </w:r>
-      <w:r>
-        <w:rPr>
-          <w:rFonts w:hint="eastAsia" w:ascii="Times New Roman" w:hAnsi="Times New Roman" w:eastAsia="Times New Roman" w:cs="Times New Roman"/>
-        </w:rPr>
-        <w:t xml:space="preserve">（x</w:t>
-      </w:r>
+      <m:oMath>
+        <m:r>
+          <m:rPr>
+            <m:sty m:val="p"/>
+          </m:rPr>
+          <m:t>|</m:t>
+        </m:r>
+        <m:r>
+          <m:t>x</m:t>
+        </m:r>
+        <m:r>
+          <m:rPr>
+            <m:sty m:val="p"/>
+          </m:rPr>
+          <m:t>|</m:t>
+        </m:r>
+        <m:r>
+          <m:rPr>
+            <m:sty m:val="p"/>
+          </m:rPr>
+          <m:t>≪</m:t>
+        </m:r>
+        <m:r>
+          <m:t>1</m:t>
+        </m:r>
+      </m:oMath>
+      <w:r>
+        <w:rPr>
+          <w:rFonts w:hint="eastAsia" w:ascii="Times New Roman" w:hAnsi="Times New Roman" w:eastAsia="Times New Roman" w:cs="Times New Roman"/>
+        </w:rPr>
+        <w:t xml:space="preserve">（</w:t>
+      </w:r>
+      <m:oMath>
+        <m:r>
+          <m:t>x</m:t>
+        </m:r>
+      </m:oMath>
       <w:r>
         <w:rPr>
           <w:rFonts w:ascii="Times New Roman" w:hAnsi="Times New Roman" w:eastAsia="Times New Roman" w:cs="Times New Roman"/>
@@ -28144,13 +28192,13 @@
           <w:rStyle w:val="VerbatimChar"/>
           <w:rFonts w:ascii="Times New Roman" w:hAnsi="Times New Roman" w:eastAsia="Times New Roman" w:cs="Times New Roman"/>
         </w:rPr>
-        <w:t xml:space="preserve">k = A e^{-E_a/RT}</w:t>
-      </w:r>
-      <w:r>
-        <w:rPr>
-          <w:rFonts w:ascii="Times New Roman" w:hAnsi="Times New Roman" w:eastAsia="Times New Roman" w:cs="Times New Roman"/>
-        </w:rPr>
-        <w:t xml:space="preserve"> </w:t>
+        <w:t xml:space="preserve">k = A $e^{-E_a/RT}</w:t>
+      </w:r>
+      <w:r>
+        <w:rPr>
+          <w:rFonts w:ascii="Times New Roman" w:hAnsi="Times New Roman" w:eastAsia="Times New Roman" w:cs="Times New Roman"/>
+        </w:rPr>
+        <w:t xml:space="preserve">$ </w:t>
       </w:r>
       <w:r>
         <w:rPr>

--- a/06-学生侧材料/讲义/数学工具/数学工具-第2讲-对数与指数.docx
+++ b/06-学生侧材料/讲义/数学工具/数学工具-第2讲-对数与指数.docx
@@ -30296,7 +30296,7 @@
     <ns0:name ns0:val="Verbatim Char"/>
     <ns0:basedOn ns0:val="BodyTextChar"/>
     <ns0:rPr>
-      <ns0:rFonts ns0:ascii="Times New Roman" ns0:cs="Times New Roman" ns0:eastAsia="FangSong" ns0:hAnsi="Times New Roman"/>
+      <ns0:rFonts ns0:ascii="SimSun" ns0:hAnsi="SimSun" ns0:eastAsia="SimSun" ns0:cs="SimSun"/>
       <ns0:b ns0:val="0"/>
       <ns0:sz ns0:val="20"/>
     </ns0:rPr>
@@ -30374,7 +30374,7 @@
       <w:wordWrap w:val="off"/>
     </w:pPr>
     <ns0:rPr>
-      <w:rFonts ns0:ascii="Times New Roman" ns0:hAnsi="Times New Roman" ns0:eastAsia="FangSong" ns0:cs="Times New Roman"/>
+      <w:rFonts w:ascii="SimSun" w:hAnsi="SimSun" w:eastAsia="SimSun" w:cs="SimSun"/>
     </ns0:rPr>
   </w:style>
   <w:style w:type="character" w:customStyle="1" w:styleId="KeywordTok">
